--- a/project/documents/communications/MissingPartsXmit.docx
+++ b/project/documents/communications/MissingPartsXmit.docx
@@ -1,6 +1,6 @@
 
 <file path=word/document.xml><?xml version="1.0" encoding="utf-8"?>
-<w:document xmlns:wpc="http://schemas.microsoft.com/office/word/2010/wordprocessingCanvas" xmlns:cx="http://schemas.microsoft.com/office/drawing/2014/chartex" xmlns:cx1="http://schemas.microsoft.com/office/drawing/2015/9/8/chartex" xmlns:cx2="http://schemas.microsoft.com/office/drawing/2015/10/21/chartex" xmlns:cx3="http://schemas.microsoft.com/office/drawing/2016/5/9/chartex" xmlns:cx4="http://schemas.microsoft.com/office/drawing/2016/5/10/chartex" xmlns:cx5="http://schemas.microsoft.com/office/drawing/2016/5/11/chartex" xmlns:cx6="http://schemas.microsoft.com/office/drawing/2016/5/12/chartex" xmlns:cx7="http://schemas.microsoft.com/office/drawing/2016/5/13/chartex" xmlns:cx8="http://schemas.microsoft.com/office/drawing/2016/5/14/chartex" xmlns:mc="http://schemas.openxmlformats.org/markup-compatibility/2006" xmlns:aink="http://schemas.microsoft.com/office/drawing/2016/ink" xmlns:am3d="http://schemas.microsoft.com/office/drawing/2017/model3d" xmlns:o="urn:schemas-microsoft-com:office:office" xmlns:oel="http://schemas.microsoft.com/office/2019/extlst" xmlns:r="http://schemas.openxmlformats.org/officeDocument/2006/relationships" xmlns:m="http://schemas.openxmlformats.org/officeDocument/2006/math" xmlns:v="urn:schemas-microsoft-com:vml" xmlns:wp14="http://schemas.microsoft.com/office/word/2010/wordprocessingDrawing" xmlns:wp="http://schemas.openxmlformats.org/drawingml/2006/wordprocessingDrawing" xmlns:w10="urn:schemas-microsoft-com:office:word" xmlns:w="http://schemas.openxmlformats.org/wordprocessingml/2006/main" xmlns:w14="http://schemas.microsoft.com/office/word/2010/wordml" xmlns:w15="http://schemas.microsoft.com/office/word/2012/wordml" xmlns:w16cex="http://schemas.microsoft.com/office/word/2018/wordml/cex" xmlns:w16cid="http://schemas.microsoft.com/office/word/2016/wordml/cid" xmlns:w16="http://schemas.microsoft.com/office/word/2018/wordml" xmlns:w16sdtdh="http://schemas.microsoft.com/office/word/2020/wordml/sdtdatahash" xmlns:w16se="http://schemas.microsoft.com/office/word/2015/wordml/symex" xmlns:wpg="http://schemas.microsoft.com/office/word/2010/wordprocessingGroup" xmlns:wpi="http://schemas.microsoft.com/office/word/2010/wordprocessingInk" xmlns:wne="http://schemas.microsoft.com/office/word/2006/wordml" xmlns:wps="http://schemas.microsoft.com/office/word/2010/wordprocessingShape" mc:Ignorable="w14 w15 w16se w16cid w16 w16cex w16sdtdh wp14">
+<w:document xmlns:wpc="http://schemas.microsoft.com/office/word/2010/wordprocessingCanvas" xmlns:cx="http://schemas.microsoft.com/office/drawing/2014/chartex" xmlns:cx1="http://schemas.microsoft.com/office/drawing/2015/9/8/chartex" xmlns:cx2="http://schemas.microsoft.com/office/drawing/2015/10/21/chartex" xmlns:cx3="http://schemas.microsoft.com/office/drawing/2016/5/9/chartex" xmlns:cx4="http://schemas.microsoft.com/office/drawing/2016/5/10/chartex" xmlns:cx5="http://schemas.microsoft.com/office/drawing/2016/5/11/chartex" xmlns:cx6="http://schemas.microsoft.com/office/drawing/2016/5/12/chartex" xmlns:cx7="http://schemas.microsoft.com/office/drawing/2016/5/13/chartex" xmlns:cx8="http://schemas.microsoft.com/office/drawing/2016/5/14/chartex" xmlns:mc="http://schemas.openxmlformats.org/markup-compatibility/2006" xmlns:aink="http://schemas.microsoft.com/office/drawing/2016/ink" xmlns:am3d="http://schemas.microsoft.com/office/drawing/2017/model3d" xmlns:o="urn:schemas-microsoft-com:office:office" xmlns:oel="http://schemas.microsoft.com/office/2019/extlst" xmlns:r="http://schemas.openxmlformats.org/officeDocument/2006/relationships" xmlns:m="http://schemas.openxmlformats.org/officeDocument/2006/math" xmlns:v="urn:schemas-microsoft-com:vml" xmlns:wp14="http://schemas.microsoft.com/office/word/2010/wordprocessingDrawing" xmlns:wp="http://schemas.openxmlformats.org/drawingml/2006/wordprocessingDrawing" xmlns:w10="urn:schemas-microsoft-com:office:word" xmlns:w="http://schemas.openxmlformats.org/wordprocessingml/2006/main" xmlns:w14="http://schemas.microsoft.com/office/word/2010/wordml" xmlns:w15="http://schemas.microsoft.com/office/word/2012/wordml" xmlns:w16cex="http://schemas.microsoft.com/office/word/2018/wordml/cex" xmlns:w16cid="http://schemas.microsoft.com/office/word/2016/wordml/cid" xmlns:w16="http://schemas.microsoft.com/office/word/2018/wordml" xmlns:w16du="http://schemas.microsoft.com/office/word/2023/wordml/word16du" xmlns:w16sdtdh="http://schemas.microsoft.com/office/word/2020/wordml/sdtdatahash" xmlns:w16sdtfl="http://schemas.microsoft.com/office/word/2024/wordml/sdtformatlock" xmlns:w16se="http://schemas.microsoft.com/office/word/2015/wordml/symex" xmlns:wpg="http://schemas.microsoft.com/office/word/2010/wordprocessingGroup" xmlns:wpi="http://schemas.microsoft.com/office/word/2010/wordprocessingInk" xmlns:wne="http://schemas.microsoft.com/office/word/2006/wordml" xmlns:wps="http://schemas.microsoft.com/office/word/2010/wordprocessingShape" mc:Ignorable="w14 w15 w16se w16cid w16 w16cex w16sdtdh w16sdtfl w16du wp14">
   <w:body>
     <w:p>
       <w:pPr>
@@ -30,7 +30,27 @@
           <w:sz w:val="24"/>
           <w:u w:val="single"/>
         </w:rPr>
-        <w:t>&lt;&lt;serialNo&gt;&gt;</w:t>
+        <w:t>&lt;&lt;</w:t>
+      </w:r>
+      <w:proofErr w:type="spellStart"/>
+      <w:r>
+        <w:rPr>
+          <w:b/>
+          <w:bCs/>
+          <w:sz w:val="24"/>
+          <w:u w:val="single"/>
+        </w:rPr>
+        <w:t>serialNo</w:t>
+      </w:r>
+      <w:proofErr w:type="spellEnd"/>
+      <w:r>
+        <w:rPr>
+          <w:b/>
+          <w:bCs/>
+          <w:sz w:val="24"/>
+          <w:u w:val="single"/>
+        </w:rPr>
+        <w:t>&gt;&gt;</w:t>
       </w:r>
       <w:r>
         <w:rPr>
@@ -85,25 +105,41 @@
           <w:sz w:val="24"/>
         </w:rPr>
       </w:pPr>
+      <w:proofErr w:type="spellStart"/>
       <w:r>
         <w:rPr>
           <w:sz w:val="24"/>
           <w:lang w:val="fr-FR"/>
         </w:rPr>
-        <w:t>Applicant:</w:t>
-      </w:r>
+        <w:t>Applicant</w:t>
+      </w:r>
+      <w:proofErr w:type="spellEnd"/>
       <w:r>
         <w:rPr>
           <w:sz w:val="24"/>
           <w:lang w:val="fr-FR"/>
         </w:rPr>
+        <w:t>:</w:t>
+      </w:r>
+      <w:r>
+        <w:rPr>
+          <w:sz w:val="24"/>
+          <w:lang w:val="fr-FR"/>
+        </w:rPr>
         <w:tab/>
       </w:r>
       <w:r>
         <w:rPr>
           <w:sz w:val="24"/>
         </w:rPr>
-        <w:t>&lt;&lt;inventorEt</w:t>
+        <w:t>&lt;&lt;</w:t>
+      </w:r>
+      <w:proofErr w:type="spellStart"/>
+      <w:r>
+        <w:rPr>
+          <w:sz w:val="24"/>
+        </w:rPr>
+        <w:t>inventorEt</w:t>
       </w:r>
       <w:r>
         <w:rPr>
@@ -115,7 +151,14 @@
         <w:rPr>
           <w:sz w:val="24"/>
         </w:rPr>
-        <w:t>l&gt;&gt;</w:t>
+        <w:t>l</w:t>
+      </w:r>
+      <w:proofErr w:type="spellEnd"/>
+      <w:r>
+        <w:rPr>
+          <w:sz w:val="24"/>
+        </w:rPr>
+        <w:t>&gt;&gt;</w:t>
       </w:r>
       <w:r>
         <w:rPr>
@@ -134,7 +177,21 @@
         <w:rPr>
           <w:sz w:val="24"/>
         </w:rPr>
-        <w:t>&lt;&lt;examinerName&gt;&gt;</w:t>
+        <w:t>&lt;&lt;</w:t>
+      </w:r>
+      <w:proofErr w:type="spellStart"/>
+      <w:r>
+        <w:rPr>
+          <w:sz w:val="24"/>
+        </w:rPr>
+        <w:t>examinerName</w:t>
+      </w:r>
+      <w:proofErr w:type="spellEnd"/>
+      <w:r>
+        <w:rPr>
+          <w:sz w:val="24"/>
+        </w:rPr>
+        <w:t>&gt;&gt;</w:t>
       </w:r>
     </w:p>
     <w:p>
@@ -164,7 +221,21 @@
         <w:rPr>
           <w:sz w:val="24"/>
         </w:rPr>
-        <w:t>&lt;&lt;serialNo&gt;&gt;</w:t>
+        <w:t>&lt;&lt;</w:t>
+      </w:r>
+      <w:proofErr w:type="spellStart"/>
+      <w:r>
+        <w:rPr>
+          <w:sz w:val="24"/>
+        </w:rPr>
+        <w:t>serialNo</w:t>
+      </w:r>
+      <w:proofErr w:type="spellEnd"/>
+      <w:r>
+        <w:rPr>
+          <w:sz w:val="24"/>
+        </w:rPr>
+        <w:t>&gt;&gt;</w:t>
       </w:r>
       <w:r>
         <w:rPr>
@@ -177,7 +248,21 @@
         <w:rPr>
           <w:sz w:val="24"/>
         </w:rPr>
-        <w:t>&lt;&lt;artUnit&gt;&gt;</w:t>
+        <w:t>&lt;&lt;</w:t>
+      </w:r>
+      <w:proofErr w:type="spellStart"/>
+      <w:r>
+        <w:rPr>
+          <w:sz w:val="24"/>
+        </w:rPr>
+        <w:t>artUnit</w:t>
+      </w:r>
+      <w:proofErr w:type="spellEnd"/>
+      <w:r>
+        <w:rPr>
+          <w:sz w:val="24"/>
+        </w:rPr>
+        <w:t>&gt;&gt;</w:t>
       </w:r>
     </w:p>
     <w:p>
@@ -207,7 +292,21 @@
         <w:rPr>
           <w:sz w:val="24"/>
         </w:rPr>
-        <w:t>&lt;&lt;filedDate&gt;&gt;</w:t>
+        <w:t>&lt;&lt;</w:t>
+      </w:r>
+      <w:proofErr w:type="spellStart"/>
+      <w:r>
+        <w:rPr>
+          <w:sz w:val="24"/>
+        </w:rPr>
+        <w:t>filedDate</w:t>
+      </w:r>
+      <w:proofErr w:type="spellEnd"/>
+      <w:r>
+        <w:rPr>
+          <w:sz w:val="24"/>
+        </w:rPr>
+        <w:t>&gt;&gt;</w:t>
       </w:r>
       <w:r>
         <w:rPr>
@@ -220,7 +319,21 @@
         <w:rPr>
           <w:sz w:val="24"/>
         </w:rPr>
-        <w:t>&lt;&lt;matterNo&gt;&gt;</w:t>
+        <w:t>&lt;&lt;</w:t>
+      </w:r>
+      <w:proofErr w:type="spellStart"/>
+      <w:r>
+        <w:rPr>
+          <w:sz w:val="24"/>
+        </w:rPr>
+        <w:t>matterNo</w:t>
+      </w:r>
+      <w:proofErr w:type="spellEnd"/>
+      <w:r>
+        <w:rPr>
+          <w:sz w:val="24"/>
+        </w:rPr>
+        <w:t>&gt;&gt;</w:t>
       </w:r>
     </w:p>
     <w:p>
@@ -237,14 +350,30 @@
         <w:t xml:space="preserve">Customer No.: </w:t>
       </w:r>
       <w:r>
-        <w:t>&lt;&lt;custNoCorresp&gt;&gt;</w:t>
+        <w:t>&lt;&lt;</w:t>
+      </w:r>
+      <w:proofErr w:type="spellStart"/>
+      <w:r>
+        <w:t>custNoCorresp</w:t>
+      </w:r>
+      <w:proofErr w:type="spellEnd"/>
+      <w:r>
+        <w:t>&gt;&gt;</w:t>
       </w:r>
       <w:r>
         <w:tab/>
         <w:t xml:space="preserve">Confirmation No.: </w:t>
       </w:r>
       <w:r>
-        <w:t>&lt;&lt;confirmNo&gt;&gt;</w:t>
+        <w:t>&lt;&lt;</w:t>
+      </w:r>
+      <w:proofErr w:type="spellStart"/>
+      <w:r>
+        <w:t>confirmNo</w:t>
+      </w:r>
+      <w:proofErr w:type="spellEnd"/>
+      <w:r>
+        <w:t>&gt;&gt;</w:t>
       </w:r>
     </w:p>
     <w:p>
@@ -443,7 +572,21 @@
         <w:rPr>
           <w:sz w:val="24"/>
         </w:rPr>
-        <w:t>he Notice to File Missing Parts&lt;&lt;enclosedText&gt;&gt;</w:t>
+        <w:t>he Notice to File Missing Parts&lt;&lt;</w:t>
+      </w:r>
+      <w:proofErr w:type="spellStart"/>
+      <w:r>
+        <w:rPr>
+          <w:sz w:val="24"/>
+        </w:rPr>
+        <w:t>enclosedText</w:t>
+      </w:r>
+      <w:proofErr w:type="spellEnd"/>
+      <w:r>
+        <w:rPr>
+          <w:sz w:val="24"/>
+        </w:rPr>
+        <w:t>&gt;&gt;</w:t>
       </w:r>
       <w:r>
         <w:rPr>
@@ -455,7 +598,21 @@
         <w:rPr>
           <w:sz w:val="24"/>
         </w:rPr>
-        <w:t>&lt;&lt;submitText&gt;&gt;</w:t>
+        <w:t>&lt;&lt;</w:t>
+      </w:r>
+      <w:proofErr w:type="spellStart"/>
+      <w:r>
+        <w:rPr>
+          <w:sz w:val="24"/>
+        </w:rPr>
+        <w:t>submitText</w:t>
+      </w:r>
+      <w:proofErr w:type="spellEnd"/>
+      <w:r>
+        <w:rPr>
+          <w:sz w:val="24"/>
+        </w:rPr>
+        <w:t>&gt;&gt;</w:t>
       </w:r>
       <w:r>
         <w:rPr>
@@ -463,12 +620,30 @@
           <w:sz w:val="24"/>
           <w:szCs w:val="22"/>
         </w:rPr>
-        <w:t>&lt;&lt;checkDepositText&gt;&gt;</w:t>
-      </w:r>
+        <w:t>&lt;&lt;</w:t>
+      </w:r>
+      <w:proofErr w:type="spellStart"/>
       <w:r>
         <w:rPr>
           <w:noProof/>
           <w:sz w:val="24"/>
+          <w:szCs w:val="22"/>
+        </w:rPr>
+        <w:t>checkDepositText</w:t>
+      </w:r>
+      <w:proofErr w:type="spellEnd"/>
+      <w:r>
+        <w:rPr>
+          <w:noProof/>
+          <w:sz w:val="24"/>
+          <w:szCs w:val="22"/>
+        </w:rPr>
+        <w:t>&gt;&gt;</w:t>
+      </w:r>
+      <w:r>
+        <w:rPr>
+          <w:noProof/>
+          <w:sz w:val="24"/>
         </w:rPr>
         <w:t xml:space="preserve"> </w:t>
       </w:r>
@@ -482,7 +657,21 @@
         <w:rPr>
           <w:sz w:val="24"/>
         </w:rPr>
-        <w:t>&lt;&lt;amountText&gt;&gt;</w:t>
+        <w:t>&lt;&lt;</w:t>
+      </w:r>
+      <w:proofErr w:type="spellStart"/>
+      <w:r>
+        <w:rPr>
+          <w:sz w:val="24"/>
+        </w:rPr>
+        <w:t>amountText</w:t>
+      </w:r>
+      <w:proofErr w:type="spellEnd"/>
+      <w:r>
+        <w:rPr>
+          <w:sz w:val="24"/>
+        </w:rPr>
+        <w:t>&gt;&gt;</w:t>
       </w:r>
       <w:r>
         <w:rPr>
@@ -513,7 +702,21 @@
         <w:rPr>
           <w:sz w:val="24"/>
         </w:rPr>
-        <w:t>&lt;&lt;feeIncludedText&gt;&gt;</w:t>
+        <w:t>&lt;&lt;</w:t>
+      </w:r>
+      <w:proofErr w:type="spellStart"/>
+      <w:r>
+        <w:rPr>
+          <w:sz w:val="24"/>
+        </w:rPr>
+        <w:t>feeIncludedText</w:t>
+      </w:r>
+      <w:proofErr w:type="spellEnd"/>
+      <w:r>
+        <w:rPr>
+          <w:sz w:val="24"/>
+        </w:rPr>
+        <w:t>&gt;&gt;</w:t>
       </w:r>
       <w:r>
         <w:rPr>
@@ -552,7 +755,21 @@
         <w:rPr>
           <w:sz w:val="24"/>
         </w:rPr>
-        <w:t>&lt;&lt;SAPhone&gt;&gt;</w:t>
+        <w:t>&lt;&lt;</w:t>
+      </w:r>
+      <w:proofErr w:type="spellStart"/>
+      <w:r>
+        <w:rPr>
+          <w:sz w:val="24"/>
+        </w:rPr>
+        <w:t>SAPhone</w:t>
+      </w:r>
+      <w:proofErr w:type="spellEnd"/>
+      <w:r>
+        <w:rPr>
+          <w:sz w:val="24"/>
+        </w:rPr>
+        <w:t>&gt;&gt;</w:t>
       </w:r>
       <w:r>
         <w:rPr>
@@ -576,7 +793,21 @@
         <w:rPr>
           <w:sz w:val="24"/>
         </w:rPr>
-        <w:t>&lt;&lt;depAccount&gt;&gt;</w:t>
+        <w:t>&lt;&lt;</w:t>
+      </w:r>
+      <w:proofErr w:type="spellStart"/>
+      <w:r>
+        <w:rPr>
+          <w:sz w:val="24"/>
+        </w:rPr>
+        <w:t>depAccount</w:t>
+      </w:r>
+      <w:proofErr w:type="spellEnd"/>
+      <w:r>
+        <w:rPr>
+          <w:sz w:val="24"/>
+        </w:rPr>
+        <w:t>&gt;&gt;</w:t>
       </w:r>
       <w:r>
         <w:rPr>
@@ -625,7 +856,23 @@
           <w:sz w:val="22"/>
           <w:szCs w:val="22"/>
         </w:rPr>
-        <w:t>&lt;&lt;upperFirmName&gt;&gt;</w:t>
+        <w:t>&lt;&lt;</w:t>
+      </w:r>
+      <w:proofErr w:type="spellStart"/>
+      <w:r>
+        <w:rPr>
+          <w:sz w:val="22"/>
+          <w:szCs w:val="22"/>
+        </w:rPr>
+        <w:t>upperFirmName</w:t>
+      </w:r>
+      <w:proofErr w:type="spellEnd"/>
+      <w:r>
+        <w:rPr>
+          <w:sz w:val="22"/>
+          <w:szCs w:val="22"/>
+        </w:rPr>
+        <w:t>&gt;&gt;</w:t>
       </w:r>
     </w:p>
     <w:p>
@@ -692,7 +939,21 @@
         <w:rPr>
           <w:sz w:val="24"/>
         </w:rPr>
-        <w:t>&lt;&lt;SAPhone&gt;&gt;</w:t>
+        <w:t>&lt;&lt;</w:t>
+      </w:r>
+      <w:proofErr w:type="spellStart"/>
+      <w:r>
+        <w:rPr>
+          <w:sz w:val="24"/>
+        </w:rPr>
+        <w:t>SAPhone</w:t>
+      </w:r>
+      <w:proofErr w:type="spellEnd"/>
+      <w:r>
+        <w:rPr>
+          <w:sz w:val="24"/>
+        </w:rPr>
+        <w:t>&gt;&gt;</w:t>
       </w:r>
     </w:p>
     <w:p>
@@ -733,7 +994,21 @@
         <w:rPr>
           <w:sz w:val="24"/>
         </w:rPr>
-        <w:t>&lt;&lt;SAName&gt;&gt;</w:t>
+        <w:t>&lt;&lt;</w:t>
+      </w:r>
+      <w:proofErr w:type="spellStart"/>
+      <w:r>
+        <w:rPr>
+          <w:sz w:val="24"/>
+        </w:rPr>
+        <w:t>SAName</w:t>
+      </w:r>
+      <w:proofErr w:type="spellEnd"/>
+      <w:r>
+        <w:rPr>
+          <w:sz w:val="24"/>
+        </w:rPr>
+        <w:t>&gt;&gt;</w:t>
       </w:r>
     </w:p>
     <w:p>
@@ -747,30 +1022,6 @@
       </w:pPr>
       <w:r>
         <w:rPr>
-          <w:rFonts w:cs="Dutch801 Rm BT"/>
-          <w:sz w:val="18"/>
-          <w:szCs w:val="18"/>
-        </w:rPr>
-        <w:t>&lt;&lt;nickSA&gt;&gt;</w:t>
-      </w:r>
-      <w:r>
-        <w:rPr>
-          <w:rFonts w:cs="Dutch801 Rm BT"/>
-          <w:sz w:val="18"/>
-          <w:szCs w:val="18"/>
-        </w:rPr>
-        <w:t>:CMG:</w:t>
-      </w:r>
-      <w:r>
-        <w:rPr>
-          <w:rFonts w:cs="Dutch801 Rm BT"/>
-          <w:sz w:val="18"/>
-          <w:szCs w:val="18"/>
-        </w:rPr>
-        <w:t>&lt;&lt;nickU&gt;&gt;</w:t>
-      </w:r>
-      <w:r>
-        <w:rPr>
           <w:sz w:val="24"/>
         </w:rPr>
         <w:tab/>
@@ -785,7 +1036,21 @@
         <w:rPr>
           <w:sz w:val="24"/>
         </w:rPr>
-        <w:t>&lt;&lt;SARegNo&gt;&gt;</w:t>
+        <w:t>&lt;&lt;</w:t>
+      </w:r>
+      <w:proofErr w:type="spellStart"/>
+      <w:r>
+        <w:rPr>
+          <w:sz w:val="24"/>
+        </w:rPr>
+        <w:t>SARegNo</w:t>
+      </w:r>
+      <w:proofErr w:type="spellEnd"/>
+      <w:r>
+        <w:rPr>
+          <w:sz w:val="24"/>
+        </w:rPr>
+        <w:t>&gt;&gt;</w:t>
       </w:r>
     </w:p>
     <w:p>
@@ -874,7 +1139,23 @@
           <w:sz w:val="18"/>
           <w:szCs w:val="18"/>
         </w:rPr>
-        <w:t xml:space="preserve"> &lt;&lt;currentMo&gt;&gt;</w:t>
+        <w:t xml:space="preserve"> &lt;&lt;</w:t>
+      </w:r>
+      <w:proofErr w:type="spellStart"/>
+      <w:r>
+        <w:rPr>
+          <w:sz w:val="18"/>
+          <w:szCs w:val="18"/>
+        </w:rPr>
+        <w:t>currentMo</w:t>
+      </w:r>
+      <w:proofErr w:type="spellEnd"/>
+      <w:r>
+        <w:rPr>
+          <w:sz w:val="18"/>
+          <w:szCs w:val="18"/>
+        </w:rPr>
+        <w:t>&gt;&gt;</w:t>
       </w:r>
       <w:r>
         <w:rPr>
@@ -888,7 +1169,23 @@
           <w:sz w:val="18"/>
           <w:szCs w:val="18"/>
         </w:rPr>
-        <w:t xml:space="preserve"> &lt;&lt;currentYr&gt;&gt;</w:t>
+        <w:t xml:space="preserve"> &lt;&lt;</w:t>
+      </w:r>
+      <w:proofErr w:type="spellStart"/>
+      <w:r>
+        <w:rPr>
+          <w:sz w:val="18"/>
+          <w:szCs w:val="18"/>
+        </w:rPr>
+        <w:t>currentYr</w:t>
+      </w:r>
+      <w:proofErr w:type="spellEnd"/>
+      <w:r>
+        <w:rPr>
+          <w:sz w:val="18"/>
+          <w:szCs w:val="18"/>
+        </w:rPr>
+        <w:t>&gt;&gt;</w:t>
       </w:r>
       <w:r>
         <w:rPr>
@@ -976,7 +1273,7 @@
 </file>
 
 <file path=word/endnotes.xml><?xml version="1.0" encoding="utf-8"?>
-<w:endnotes xmlns:wpc="http://schemas.microsoft.com/office/word/2010/wordprocessingCanvas" xmlns:cx="http://schemas.microsoft.com/office/drawing/2014/chartex" xmlns:cx1="http://schemas.microsoft.com/office/drawing/2015/9/8/chartex" xmlns:cx2="http://schemas.microsoft.com/office/drawing/2015/10/21/chartex" xmlns:cx3="http://schemas.microsoft.com/office/drawing/2016/5/9/chartex" xmlns:cx4="http://schemas.microsoft.com/office/drawing/2016/5/10/chartex" xmlns:cx5="http://schemas.microsoft.com/office/drawing/2016/5/11/chartex" xmlns:cx6="http://schemas.microsoft.com/office/drawing/2016/5/12/chartex" xmlns:cx7="http://schemas.microsoft.com/office/drawing/2016/5/13/chartex" xmlns:cx8="http://schemas.microsoft.com/office/drawing/2016/5/14/chartex" xmlns:mc="http://schemas.openxmlformats.org/markup-compatibility/2006" xmlns:aink="http://schemas.microsoft.com/office/drawing/2016/ink" xmlns:am3d="http://schemas.microsoft.com/office/drawing/2017/model3d" xmlns:o="urn:schemas-microsoft-com:office:office" xmlns:oel="http://schemas.microsoft.com/office/2019/extlst" xmlns:r="http://schemas.openxmlformats.org/officeDocument/2006/relationships" xmlns:m="http://schemas.openxmlformats.org/officeDocument/2006/math" xmlns:v="urn:schemas-microsoft-com:vml" xmlns:wp14="http://schemas.microsoft.com/office/word/2010/wordprocessingDrawing" xmlns:wp="http://schemas.openxmlformats.org/drawingml/2006/wordprocessingDrawing" xmlns:w10="urn:schemas-microsoft-com:office:word" xmlns:w="http://schemas.openxmlformats.org/wordprocessingml/2006/main" xmlns:w14="http://schemas.microsoft.com/office/word/2010/wordml" xmlns:w15="http://schemas.microsoft.com/office/word/2012/wordml" xmlns:w16cex="http://schemas.microsoft.com/office/word/2018/wordml/cex" xmlns:w16cid="http://schemas.microsoft.com/office/word/2016/wordml/cid" xmlns:w16="http://schemas.microsoft.com/office/word/2018/wordml" xmlns:w16sdtdh="http://schemas.microsoft.com/office/word/2020/wordml/sdtdatahash" xmlns:w16se="http://schemas.microsoft.com/office/word/2015/wordml/symex" xmlns:wpg="http://schemas.microsoft.com/office/word/2010/wordprocessingGroup" xmlns:wpi="http://schemas.microsoft.com/office/word/2010/wordprocessingInk" xmlns:wne="http://schemas.microsoft.com/office/word/2006/wordml" xmlns:wps="http://schemas.microsoft.com/office/word/2010/wordprocessingShape" mc:Ignorable="w14 w15 w16se w16cid w16 w16cex w16sdtdh wp14">
+<w:endnotes xmlns:wpc="http://schemas.microsoft.com/office/word/2010/wordprocessingCanvas" xmlns:cx="http://schemas.microsoft.com/office/drawing/2014/chartex" xmlns:cx1="http://schemas.microsoft.com/office/drawing/2015/9/8/chartex" xmlns:cx2="http://schemas.microsoft.com/office/drawing/2015/10/21/chartex" xmlns:cx3="http://schemas.microsoft.com/office/drawing/2016/5/9/chartex" xmlns:cx4="http://schemas.microsoft.com/office/drawing/2016/5/10/chartex" xmlns:cx5="http://schemas.microsoft.com/office/drawing/2016/5/11/chartex" xmlns:cx6="http://schemas.microsoft.com/office/drawing/2016/5/12/chartex" xmlns:cx7="http://schemas.microsoft.com/office/drawing/2016/5/13/chartex" xmlns:cx8="http://schemas.microsoft.com/office/drawing/2016/5/14/chartex" xmlns:mc="http://schemas.openxmlformats.org/markup-compatibility/2006" xmlns:aink="http://schemas.microsoft.com/office/drawing/2016/ink" xmlns:am3d="http://schemas.microsoft.com/office/drawing/2017/model3d" xmlns:o="urn:schemas-microsoft-com:office:office" xmlns:oel="http://schemas.microsoft.com/office/2019/extlst" xmlns:r="http://schemas.openxmlformats.org/officeDocument/2006/relationships" xmlns:m="http://schemas.openxmlformats.org/officeDocument/2006/math" xmlns:v="urn:schemas-microsoft-com:vml" xmlns:wp14="http://schemas.microsoft.com/office/word/2010/wordprocessingDrawing" xmlns:wp="http://schemas.openxmlformats.org/drawingml/2006/wordprocessingDrawing" xmlns:w10="urn:schemas-microsoft-com:office:word" xmlns:w="http://schemas.openxmlformats.org/wordprocessingml/2006/main" xmlns:w14="http://schemas.microsoft.com/office/word/2010/wordml" xmlns:w15="http://schemas.microsoft.com/office/word/2012/wordml" xmlns:w16cex="http://schemas.microsoft.com/office/word/2018/wordml/cex" xmlns:w16cid="http://schemas.microsoft.com/office/word/2016/wordml/cid" xmlns:w16="http://schemas.microsoft.com/office/word/2018/wordml" xmlns:w16du="http://schemas.microsoft.com/office/word/2023/wordml/word16du" xmlns:w16sdtdh="http://schemas.microsoft.com/office/word/2020/wordml/sdtdatahash" xmlns:w16sdtfl="http://schemas.microsoft.com/office/word/2024/wordml/sdtformatlock" xmlns:w16se="http://schemas.microsoft.com/office/word/2015/wordml/symex" xmlns:wpg="http://schemas.microsoft.com/office/word/2010/wordprocessingGroup" xmlns:wpi="http://schemas.microsoft.com/office/word/2010/wordprocessingInk" xmlns:wne="http://schemas.microsoft.com/office/word/2006/wordml" xmlns:wps="http://schemas.microsoft.com/office/word/2010/wordprocessingShape" mc:Ignorable="w14 w15 w16se w16cid w16 w16cex w16sdtdh w16sdtfl w16du wp14">
   <w:endnote w:type="separator" w:id="-1">
     <w:p>
       <w:r>
@@ -995,7 +1292,7 @@
 </file>
 
 <file path=word/footnotes.xml><?xml version="1.0" encoding="utf-8"?>
-<w:footnotes xmlns:wpc="http://schemas.microsoft.com/office/word/2010/wordprocessingCanvas" xmlns:cx="http://schemas.microsoft.com/office/drawing/2014/chartex" xmlns:cx1="http://schemas.microsoft.com/office/drawing/2015/9/8/chartex" xmlns:cx2="http://schemas.microsoft.com/office/drawing/2015/10/21/chartex" xmlns:cx3="http://schemas.microsoft.com/office/drawing/2016/5/9/chartex" xmlns:cx4="http://schemas.microsoft.com/office/drawing/2016/5/10/chartex" xmlns:cx5="http://schemas.microsoft.com/office/drawing/2016/5/11/chartex" xmlns:cx6="http://schemas.microsoft.com/office/drawing/2016/5/12/chartex" xmlns:cx7="http://schemas.microsoft.com/office/drawing/2016/5/13/chartex" xmlns:cx8="http://schemas.microsoft.com/office/drawing/2016/5/14/chartex" xmlns:mc="http://schemas.openxmlformats.org/markup-compatibility/2006" xmlns:aink="http://schemas.microsoft.com/office/drawing/2016/ink" xmlns:am3d="http://schemas.microsoft.com/office/drawing/2017/model3d" xmlns:o="urn:schemas-microsoft-com:office:office" xmlns:oel="http://schemas.microsoft.com/office/2019/extlst" xmlns:r="http://schemas.openxmlformats.org/officeDocument/2006/relationships" xmlns:m="http://schemas.openxmlformats.org/officeDocument/2006/math" xmlns:v="urn:schemas-microsoft-com:vml" xmlns:wp14="http://schemas.microsoft.com/office/word/2010/wordprocessingDrawing" xmlns:wp="http://schemas.openxmlformats.org/drawingml/2006/wordprocessingDrawing" xmlns:w10="urn:schemas-microsoft-com:office:word" xmlns:w="http://schemas.openxmlformats.org/wordprocessingml/2006/main" xmlns:w14="http://schemas.microsoft.com/office/word/2010/wordml" xmlns:w15="http://schemas.microsoft.com/office/word/2012/wordml" xmlns:w16cex="http://schemas.microsoft.com/office/word/2018/wordml/cex" xmlns:w16cid="http://schemas.microsoft.com/office/word/2016/wordml/cid" xmlns:w16="http://schemas.microsoft.com/office/word/2018/wordml" xmlns:w16sdtdh="http://schemas.microsoft.com/office/word/2020/wordml/sdtdatahash" xmlns:w16se="http://schemas.microsoft.com/office/word/2015/wordml/symex" xmlns:wpg="http://schemas.microsoft.com/office/word/2010/wordprocessingGroup" xmlns:wpi="http://schemas.microsoft.com/office/word/2010/wordprocessingInk" xmlns:wne="http://schemas.microsoft.com/office/word/2006/wordml" xmlns:wps="http://schemas.microsoft.com/office/word/2010/wordprocessingShape" mc:Ignorable="w14 w15 w16se w16cid w16 w16cex w16sdtdh wp14">
+<w:footnotes xmlns:wpc="http://schemas.microsoft.com/office/word/2010/wordprocessingCanvas" xmlns:cx="http://schemas.microsoft.com/office/drawing/2014/chartex" xmlns:cx1="http://schemas.microsoft.com/office/drawing/2015/9/8/chartex" xmlns:cx2="http://schemas.microsoft.com/office/drawing/2015/10/21/chartex" xmlns:cx3="http://schemas.microsoft.com/office/drawing/2016/5/9/chartex" xmlns:cx4="http://schemas.microsoft.com/office/drawing/2016/5/10/chartex" xmlns:cx5="http://schemas.microsoft.com/office/drawing/2016/5/11/chartex" xmlns:cx6="http://schemas.microsoft.com/office/drawing/2016/5/12/chartex" xmlns:cx7="http://schemas.microsoft.com/office/drawing/2016/5/13/chartex" xmlns:cx8="http://schemas.microsoft.com/office/drawing/2016/5/14/chartex" xmlns:mc="http://schemas.openxmlformats.org/markup-compatibility/2006" xmlns:aink="http://schemas.microsoft.com/office/drawing/2016/ink" xmlns:am3d="http://schemas.microsoft.com/office/drawing/2017/model3d" xmlns:o="urn:schemas-microsoft-com:office:office" xmlns:oel="http://schemas.microsoft.com/office/2019/extlst" xmlns:r="http://schemas.openxmlformats.org/officeDocument/2006/relationships" xmlns:m="http://schemas.openxmlformats.org/officeDocument/2006/math" xmlns:v="urn:schemas-microsoft-com:vml" xmlns:wp14="http://schemas.microsoft.com/office/word/2010/wordprocessingDrawing" xmlns:wp="http://schemas.openxmlformats.org/drawingml/2006/wordprocessingDrawing" xmlns:w10="urn:schemas-microsoft-com:office:word" xmlns:w="http://schemas.openxmlformats.org/wordprocessingml/2006/main" xmlns:w14="http://schemas.microsoft.com/office/word/2010/wordml" xmlns:w15="http://schemas.microsoft.com/office/word/2012/wordml" xmlns:w16cex="http://schemas.microsoft.com/office/word/2018/wordml/cex" xmlns:w16cid="http://schemas.microsoft.com/office/word/2016/wordml/cid" xmlns:w16="http://schemas.microsoft.com/office/word/2018/wordml" xmlns:w16du="http://schemas.microsoft.com/office/word/2023/wordml/word16du" xmlns:w16sdtdh="http://schemas.microsoft.com/office/word/2020/wordml/sdtdatahash" xmlns:w16sdtfl="http://schemas.microsoft.com/office/word/2024/wordml/sdtformatlock" xmlns:w16se="http://schemas.microsoft.com/office/word/2015/wordml/symex" xmlns:wpg="http://schemas.microsoft.com/office/word/2010/wordprocessingGroup" xmlns:wpi="http://schemas.microsoft.com/office/word/2010/wordprocessingInk" xmlns:wne="http://schemas.microsoft.com/office/word/2006/wordml" xmlns:wps="http://schemas.microsoft.com/office/word/2010/wordprocessingShape" mc:Ignorable="w14 w15 w16se w16cid w16 w16cex w16sdtdh w16sdtfl w16du wp14">
   <w:footnote w:type="separator" w:id="-1">
     <w:p>
       <w:r>
@@ -1014,7 +1311,7 @@
 </file>
 
 <file path=word/styles.xml><?xml version="1.0" encoding="utf-8"?>
-<w:styles xmlns:mc="http://schemas.openxmlformats.org/markup-compatibility/2006" xmlns:r="http://schemas.openxmlformats.org/officeDocument/2006/relationships" xmlns:w="http://schemas.openxmlformats.org/wordprocessingml/2006/main" xmlns:w14="http://schemas.microsoft.com/office/word/2010/wordml" xmlns:w15="http://schemas.microsoft.com/office/word/2012/wordml" xmlns:w16cex="http://schemas.microsoft.com/office/word/2018/wordml/cex" xmlns:w16cid="http://schemas.microsoft.com/office/word/2016/wordml/cid" xmlns:w16="http://schemas.microsoft.com/office/word/2018/wordml" xmlns:w16sdtdh="http://schemas.microsoft.com/office/word/2020/wordml/sdtdatahash" xmlns:w16se="http://schemas.microsoft.com/office/word/2015/wordml/symex" mc:Ignorable="w14 w15 w16se w16cid w16 w16cex w16sdtdh">
+<w:styles xmlns:mc="http://schemas.openxmlformats.org/markup-compatibility/2006" xmlns:r="http://schemas.openxmlformats.org/officeDocument/2006/relationships" xmlns:w="http://schemas.openxmlformats.org/wordprocessingml/2006/main" xmlns:w14="http://schemas.microsoft.com/office/word/2010/wordml" xmlns:w15="http://schemas.microsoft.com/office/word/2012/wordml" xmlns:w16cex="http://schemas.microsoft.com/office/word/2018/wordml/cex" xmlns:w16cid="http://schemas.microsoft.com/office/word/2016/wordml/cid" xmlns:w16="http://schemas.microsoft.com/office/word/2018/wordml" xmlns:w16du="http://schemas.microsoft.com/office/word/2023/wordml/word16du" xmlns:w16sdtdh="http://schemas.microsoft.com/office/word/2020/wordml/sdtdatahash" xmlns:w16sdtfl="http://schemas.microsoft.com/office/word/2024/wordml/sdtformatlock" xmlns:w16se="http://schemas.microsoft.com/office/word/2015/wordml/symex" mc:Ignorable="w14 w15 w16se w16cid w16 w16cex w16sdtdh w16sdtfl w16du">
   <w:docDefaults>
     <w:rPrDefault>
       <w:rPr>
@@ -1040,6 +1337,50 @@
     <w:lsdException w:name="Subtitle" w:qFormat="1"/>
     <w:lsdException w:name="Strong" w:qFormat="1"/>
     <w:lsdException w:name="Emphasis" w:qFormat="1"/>
+    <w:lsdException w:name="Normal Table" w:semiHidden="1" w:unhideWhenUsed="1"/>
+    <w:lsdException w:name="Table Simple 1" w:semiHidden="1" w:unhideWhenUsed="1"/>
+    <w:lsdException w:name="Table Simple 2" w:semiHidden="1" w:unhideWhenUsed="1"/>
+    <w:lsdException w:name="Table Simple 3" w:semiHidden="1" w:unhideWhenUsed="1"/>
+    <w:lsdException w:name="Table Classic 1" w:semiHidden="1" w:unhideWhenUsed="1"/>
+    <w:lsdException w:name="Table Classic 2" w:semiHidden="1" w:unhideWhenUsed="1"/>
+    <w:lsdException w:name="Table Classic 3" w:semiHidden="1" w:unhideWhenUsed="1"/>
+    <w:lsdException w:name="Table Classic 4" w:semiHidden="1" w:unhideWhenUsed="1"/>
+    <w:lsdException w:name="Table Colorful 1" w:semiHidden="1" w:unhideWhenUsed="1"/>
+    <w:lsdException w:name="Table Colorful 2" w:semiHidden="1" w:unhideWhenUsed="1"/>
+    <w:lsdException w:name="Table Colorful 3" w:semiHidden="1" w:unhideWhenUsed="1"/>
+    <w:lsdException w:name="Table Columns 1" w:semiHidden="1" w:unhideWhenUsed="1"/>
+    <w:lsdException w:name="Table Columns 2" w:semiHidden="1" w:unhideWhenUsed="1"/>
+    <w:lsdException w:name="Table Columns 3" w:semiHidden="1" w:unhideWhenUsed="1"/>
+    <w:lsdException w:name="Table Columns 4" w:semiHidden="1" w:unhideWhenUsed="1"/>
+    <w:lsdException w:name="Table Columns 5" w:semiHidden="1" w:unhideWhenUsed="1"/>
+    <w:lsdException w:name="Table Grid 1" w:semiHidden="1" w:unhideWhenUsed="1"/>
+    <w:lsdException w:name="Table Grid 2" w:semiHidden="1" w:unhideWhenUsed="1"/>
+    <w:lsdException w:name="Table Grid 3" w:semiHidden="1" w:unhideWhenUsed="1"/>
+    <w:lsdException w:name="Table Grid 4" w:semiHidden="1" w:unhideWhenUsed="1"/>
+    <w:lsdException w:name="Table Grid 5" w:semiHidden="1" w:unhideWhenUsed="1"/>
+    <w:lsdException w:name="Table Grid 6" w:semiHidden="1" w:unhideWhenUsed="1"/>
+    <w:lsdException w:name="Table Grid 7" w:semiHidden="1" w:unhideWhenUsed="1"/>
+    <w:lsdException w:name="Table Grid 8" w:semiHidden="1" w:unhideWhenUsed="1"/>
+    <w:lsdException w:name="Table List 1" w:semiHidden="1" w:unhideWhenUsed="1"/>
+    <w:lsdException w:name="Table List 2" w:semiHidden="1" w:unhideWhenUsed="1"/>
+    <w:lsdException w:name="Table List 3" w:semiHidden="1" w:unhideWhenUsed="1"/>
+    <w:lsdException w:name="Table List 4" w:semiHidden="1" w:unhideWhenUsed="1"/>
+    <w:lsdException w:name="Table List 5" w:semiHidden="1" w:unhideWhenUsed="1"/>
+    <w:lsdException w:name="Table List 6" w:semiHidden="1" w:unhideWhenUsed="1"/>
+    <w:lsdException w:name="Table List 7" w:semiHidden="1" w:unhideWhenUsed="1"/>
+    <w:lsdException w:name="Table List 8" w:semiHidden="1" w:unhideWhenUsed="1"/>
+    <w:lsdException w:name="Table 3D effects 1" w:semiHidden="1" w:unhideWhenUsed="1"/>
+    <w:lsdException w:name="Table 3D effects 2" w:semiHidden="1" w:unhideWhenUsed="1"/>
+    <w:lsdException w:name="Table 3D effects 3" w:semiHidden="1" w:unhideWhenUsed="1"/>
+    <w:lsdException w:name="Table Contemporary" w:semiHidden="1" w:unhideWhenUsed="1"/>
+    <w:lsdException w:name="Table Elegant" w:semiHidden="1" w:unhideWhenUsed="1"/>
+    <w:lsdException w:name="Table Professional" w:semiHidden="1" w:unhideWhenUsed="1"/>
+    <w:lsdException w:name="Table Subtle 1" w:semiHidden="1" w:unhideWhenUsed="1"/>
+    <w:lsdException w:name="Table Subtle 2" w:semiHidden="1" w:unhideWhenUsed="1"/>
+    <w:lsdException w:name="Table Web 1" w:semiHidden="1" w:unhideWhenUsed="1"/>
+    <w:lsdException w:name="Table Web 2" w:semiHidden="1" w:unhideWhenUsed="1"/>
+    <w:lsdException w:name="Table Web 3" w:semiHidden="1" w:unhideWhenUsed="1"/>
+    <w:lsdException w:name="Table Theme" w:semiHidden="1" w:unhideWhenUsed="1"/>
     <w:lsdException w:name="Placeholder Text" w:semiHidden="1" w:uiPriority="99"/>
     <w:lsdException w:name="No Spacing" w:uiPriority="1" w:qFormat="1"/>
     <w:lsdException w:name="Light Shading" w:uiPriority="60"/>
@@ -1376,11 +1717,15 @@
   </w:style>
   <w:style w:type="character" w:default="1" w:styleId="DefaultParagraphFont">
     <w:name w:val="Default Paragraph Font"/>
+    <w:uiPriority w:val="1"/>
     <w:semiHidden/>
+    <w:unhideWhenUsed/>
   </w:style>
   <w:style w:type="table" w:default="1" w:styleId="TableNormal">
     <w:name w:val="Normal Table"/>
+    <w:uiPriority w:val="99"/>
     <w:semiHidden/>
+    <w:unhideWhenUsed/>
     <w:tblPr>
       <w:tblInd w:w="0" w:type="dxa"/>
       <w:tblCellMar>
@@ -1393,7 +1738,9 @@
   </w:style>
   <w:style w:type="numbering" w:default="1" w:styleId="NoList">
     <w:name w:val="No List"/>
+    <w:uiPriority w:val="99"/>
     <w:semiHidden/>
+    <w:unhideWhenUsed/>
   </w:style>
   <w:style w:type="character" w:styleId="FootnoteReference">
     <w:name w:val="footnote reference"/>
@@ -1401,7 +1748,6 @@
   </w:style>
   <w:style w:type="character" w:styleId="CommentReference">
     <w:name w:val="annotation reference"/>
-    <w:basedOn w:val="DefaultParagraphFont"/>
     <w:semiHidden/>
     <w:rPr>
       <w:sz w:val="16"/>

--- a/project/documents/communications/MissingPartsXmit.docx
+++ b/project/documents/communications/MissingPartsXmit.docx
@@ -105,53 +105,30 @@
           <w:sz w:val="24"/>
         </w:rPr>
       </w:pPr>
-      <w:proofErr w:type="spellStart"/>
-      <w:r>
-        <w:rPr>
-          <w:sz w:val="24"/>
-          <w:lang w:val="fr-FR"/>
-        </w:rPr>
-        <w:t>Applicant</w:t>
-      </w:r>
-      <w:proofErr w:type="spellEnd"/>
-      <w:r>
-        <w:rPr>
-          <w:sz w:val="24"/>
-          <w:lang w:val="fr-FR"/>
-        </w:rPr>
-        <w:t>:</w:t>
-      </w:r>
-      <w:r>
-        <w:rPr>
-          <w:sz w:val="24"/>
-          <w:lang w:val="fr-FR"/>
-        </w:rPr>
-        <w:tab/>
-      </w:r>
-      <w:r>
-        <w:rPr>
-          <w:sz w:val="24"/>
-        </w:rPr>
-        <w:t>&lt;&lt;</w:t>
-      </w:r>
-      <w:proofErr w:type="spellStart"/>
-      <w:r>
-        <w:rPr>
-          <w:sz w:val="24"/>
-        </w:rPr>
-        <w:t>inventorEt</w:t>
-      </w:r>
-      <w:r>
-        <w:rPr>
-          <w:sz w:val="24"/>
-        </w:rPr>
-        <w:t>a</w:t>
-      </w:r>
-      <w:r>
-        <w:rPr>
-          <w:sz w:val="24"/>
-        </w:rPr>
-        <w:t>l</w:t>
+      <w:r>
+        <w:rPr>
+          <w:sz w:val="24"/>
+        </w:rPr>
+        <w:t xml:space="preserve">Inventor(s):  </w:t>
+      </w:r>
+      <w:r>
+        <w:rPr>
+          <w:sz w:val="24"/>
+        </w:rPr>
+        <w:t xml:space="preserve">   </w:t>
+      </w:r>
+      <w:r>
+        <w:rPr>
+          <w:sz w:val="24"/>
+        </w:rPr>
+        <w:t>&lt;&lt;</w:t>
+      </w:r>
+      <w:proofErr w:type="spellStart"/>
+      <w:r>
+        <w:rPr>
+          <w:sz w:val="24"/>
+        </w:rPr>
+        <w:t>inventorEtal</w:t>
       </w:r>
       <w:proofErr w:type="spellEnd"/>
       <w:r>
@@ -558,171 +535,249 @@
         <w:spacing w:line="360" w:lineRule="auto"/>
         <w:ind w:firstLine="720"/>
         <w:rPr>
+          <w:sz w:val="24"/>
+        </w:rPr>
+      </w:pPr>
+      <w:r>
+        <w:rPr>
+          <w:sz w:val="24"/>
+        </w:rPr>
+        <w:t>In response to t</w:t>
+      </w:r>
+      <w:r>
+        <w:rPr>
+          <w:sz w:val="24"/>
+        </w:rPr>
+        <w:t>he Notice to File Missing Parts&lt;&lt;</w:t>
+      </w:r>
+      <w:proofErr w:type="spellStart"/>
+      <w:r>
+        <w:rPr>
+          <w:sz w:val="24"/>
+        </w:rPr>
+        <w:t>enclosedText</w:t>
+      </w:r>
+      <w:proofErr w:type="spellEnd"/>
+      <w:r>
+        <w:rPr>
+          <w:sz w:val="24"/>
+        </w:rPr>
+        <w:t>&gt;&gt;</w:t>
+      </w:r>
+      <w:r>
+        <w:rPr>
+          <w:sz w:val="24"/>
+        </w:rPr>
+        <w:t xml:space="preserve">, we submit </w:t>
+      </w:r>
+      <w:r>
+        <w:rPr>
+          <w:sz w:val="24"/>
+        </w:rPr>
+        <w:t>&lt;&lt;</w:t>
+      </w:r>
+      <w:proofErr w:type="spellStart"/>
+      <w:r>
+        <w:rPr>
+          <w:sz w:val="24"/>
+        </w:rPr>
+        <w:t>submitText</w:t>
+      </w:r>
+      <w:proofErr w:type="spellEnd"/>
+      <w:r>
+        <w:rPr>
+          <w:sz w:val="24"/>
+        </w:rPr>
+        <w:t>&gt;&gt;</w:t>
+      </w:r>
+      <w:r>
+        <w:rPr>
           <w:noProof/>
           <w:sz w:val="24"/>
-        </w:rPr>
-      </w:pPr>
-      <w:r>
-        <w:rPr>
-          <w:sz w:val="24"/>
-        </w:rPr>
-        <w:t>In response to t</w:t>
-      </w:r>
-      <w:r>
-        <w:rPr>
-          <w:sz w:val="24"/>
-        </w:rPr>
-        <w:t>he Notice to File Missing Parts&lt;&lt;</w:t>
-      </w:r>
-      <w:proofErr w:type="spellStart"/>
-      <w:r>
-        <w:rPr>
-          <w:sz w:val="24"/>
-        </w:rPr>
-        <w:t>enclosedText</w:t>
-      </w:r>
-      <w:proofErr w:type="spellEnd"/>
-      <w:r>
-        <w:rPr>
-          <w:sz w:val="24"/>
-        </w:rPr>
-        <w:t>&gt;&gt;</w:t>
-      </w:r>
-      <w:r>
-        <w:rPr>
-          <w:sz w:val="24"/>
-        </w:rPr>
-        <w:t xml:space="preserve">, we submit </w:t>
-      </w:r>
-      <w:r>
-        <w:rPr>
-          <w:sz w:val="24"/>
-        </w:rPr>
-        <w:t>&lt;&lt;</w:t>
-      </w:r>
-      <w:proofErr w:type="spellStart"/>
-      <w:r>
-        <w:rPr>
-          <w:sz w:val="24"/>
-        </w:rPr>
-        <w:t>submitText</w:t>
-      </w:r>
-      <w:proofErr w:type="spellEnd"/>
-      <w:r>
-        <w:rPr>
-          <w:sz w:val="24"/>
-        </w:rPr>
-        <w:t>&gt;&gt;</w:t>
-      </w:r>
+          <w:szCs w:val="22"/>
+        </w:rPr>
+        <w:t>&lt;&lt;</w:t>
+      </w:r>
+      <w:proofErr w:type="spellStart"/>
       <w:r>
         <w:rPr>
           <w:noProof/>
           <w:sz w:val="24"/>
           <w:szCs w:val="22"/>
         </w:rPr>
-        <w:t>&lt;&lt;</w:t>
-      </w:r>
-      <w:proofErr w:type="spellStart"/>
+        <w:t>checkDepositText</w:t>
+      </w:r>
+      <w:proofErr w:type="spellEnd"/>
       <w:r>
         <w:rPr>
           <w:noProof/>
           <w:sz w:val="24"/>
           <w:szCs w:val="22"/>
         </w:rPr>
-        <w:t>checkDepositText</w:t>
-      </w:r>
-      <w:proofErr w:type="spellEnd"/>
+        <w:t>&gt;&gt;</w:t>
+      </w:r>
       <w:r>
         <w:rPr>
           <w:noProof/>
           <w:sz w:val="24"/>
-          <w:szCs w:val="22"/>
-        </w:rPr>
-        <w:t>&gt;&gt;</w:t>
+        </w:rPr>
+        <w:t xml:space="preserve"> </w:t>
+      </w:r>
+      <w:r>
+        <w:rPr>
+          <w:sz w:val="24"/>
+        </w:rPr>
+        <w:t xml:space="preserve">in the amount of </w:t>
+      </w:r>
+      <w:r>
+        <w:rPr>
+          <w:sz w:val="24"/>
+        </w:rPr>
+        <w:t>&lt;&lt;</w:t>
+      </w:r>
+      <w:proofErr w:type="spellStart"/>
+      <w:r>
+        <w:rPr>
+          <w:sz w:val="24"/>
+        </w:rPr>
+        <w:t>amountText</w:t>
+      </w:r>
+      <w:proofErr w:type="spellEnd"/>
+      <w:r>
+        <w:rPr>
+          <w:sz w:val="24"/>
+        </w:rPr>
+        <w:t>&gt;&gt;</w:t>
+      </w:r>
+      <w:r>
+        <w:rPr>
+          <w:sz w:val="24"/>
+        </w:rPr>
+        <w:t xml:space="preserve"> to cover the </w:t>
       </w:r>
       <w:r>
         <w:rPr>
           <w:noProof/>
           <w:sz w:val="24"/>
         </w:rPr>
-        <w:t xml:space="preserve"> </w:t>
-      </w:r>
-      <w:r>
-        <w:rPr>
-          <w:sz w:val="24"/>
-        </w:rPr>
-        <w:t xml:space="preserve">in the amount of </w:t>
-      </w:r>
-      <w:r>
-        <w:rPr>
-          <w:sz w:val="24"/>
-        </w:rPr>
-        <w:t>&lt;&lt;</w:t>
-      </w:r>
-      <w:proofErr w:type="spellStart"/>
-      <w:r>
-        <w:rPr>
-          <w:sz w:val="24"/>
-        </w:rPr>
-        <w:t>amountText</w:t>
-      </w:r>
-      <w:proofErr w:type="spellEnd"/>
-      <w:r>
-        <w:rPr>
-          <w:sz w:val="24"/>
-        </w:rPr>
-        <w:t>&gt;&gt;</w:t>
-      </w:r>
-      <w:r>
-        <w:rPr>
-          <w:sz w:val="24"/>
-        </w:rPr>
-        <w:t xml:space="preserve"> to cover the </w:t>
-      </w:r>
-      <w:r>
+        <w:t>&lt;&lt;entitySize&gt;&gt;</w:t>
+      </w:r>
+      <w:r>
+        <w:rPr>
+          <w:sz w:val="24"/>
+        </w:rPr>
+        <w:t xml:space="preserve"> Entity</w:t>
+      </w:r>
+      <w:r>
+        <w:rPr>
+          <w:sz w:val="24"/>
+        </w:rPr>
+        <w:t xml:space="preserve"> surcharge</w:t>
+      </w:r>
+      <w:r>
+        <w:rPr>
+          <w:sz w:val="24"/>
+        </w:rPr>
+        <w:t>&lt;&lt;</w:t>
+      </w:r>
+      <w:proofErr w:type="spellStart"/>
+      <w:r>
+        <w:rPr>
+          <w:sz w:val="24"/>
+        </w:rPr>
+        <w:t>feeIncludedText</w:t>
+      </w:r>
+      <w:proofErr w:type="spellEnd"/>
+      <w:r>
+        <w:rPr>
+          <w:sz w:val="24"/>
+        </w:rPr>
+        <w:t>&gt;&gt;</w:t>
+      </w:r>
+      <w:r>
+        <w:rPr>
+          <w:sz w:val="24"/>
+        </w:rPr>
+        <w:t>.</w:t>
+      </w:r>
+    </w:p>
+    <w:p>
+      <w:pPr>
+        <w:spacing w:line="360" w:lineRule="auto"/>
+        <w:ind w:firstLine="720"/>
         <w:rPr>
           <w:noProof/>
           <w:sz w:val="24"/>
         </w:rPr>
-        <w:t>&lt;&lt;entitySize&gt;&gt;</w:t>
-      </w:r>
-      <w:r>
-        <w:rPr>
-          <w:sz w:val="24"/>
-        </w:rPr>
-        <w:t xml:space="preserve"> Entity</w:t>
-      </w:r>
-      <w:r>
-        <w:rPr>
-          <w:sz w:val="24"/>
-        </w:rPr>
-        <w:t xml:space="preserve"> surcharge</w:t>
-      </w:r>
-      <w:r>
-        <w:rPr>
-          <w:sz w:val="24"/>
-        </w:rPr>
-        <w:t>&lt;&lt;</w:t>
-      </w:r>
-      <w:proofErr w:type="spellStart"/>
-      <w:r>
-        <w:rPr>
-          <w:sz w:val="24"/>
-        </w:rPr>
-        <w:t>feeIncludedText</w:t>
-      </w:r>
-      <w:proofErr w:type="spellEnd"/>
-      <w:r>
-        <w:rPr>
-          <w:sz w:val="24"/>
-        </w:rPr>
-        <w:t>&gt;&gt;</w:t>
-      </w:r>
-      <w:r>
-        <w:rPr>
-          <w:sz w:val="24"/>
-        </w:rPr>
-        <w:t>.</w:t>
+      </w:pPr>
+      <w:r>
+        <w:rPr>
+          <w:sz w:val="24"/>
+        </w:rPr>
+        <w:t>&lt;&lt;</w:t>
+      </w:r>
+      <w:proofErr w:type="spellStart"/>
+      <w:r>
+        <w:rPr>
+          <w:sz w:val="24"/>
+        </w:rPr>
+        <w:t>markupCopy</w:t>
+      </w:r>
+      <w:r>
+        <w:rPr>
+          <w:sz w:val="24"/>
+        </w:rPr>
+        <w:t>A</w:t>
+      </w:r>
+      <w:proofErr w:type="spellEnd"/>
+      <w:r>
+        <w:rPr>
+          <w:sz w:val="24"/>
+        </w:rPr>
+        <w:t>&gt;&gt;</w:t>
+      </w:r>
+      <w:r>
+        <w:rPr>
+          <w:color w:val="FF0000"/>
+          <w:sz w:val="24"/>
+        </w:rPr>
+        <w:t>&lt;&lt;</w:t>
+      </w:r>
+      <w:proofErr w:type="spellStart"/>
+      <w:r>
+        <w:rPr>
+          <w:color w:val="FF0000"/>
+          <w:sz w:val="24"/>
+        </w:rPr>
+        <w:t>markupComments</w:t>
+      </w:r>
+      <w:proofErr w:type="spellEnd"/>
+      <w:r>
+        <w:rPr>
+          <w:color w:val="FF0000"/>
+          <w:sz w:val="24"/>
+        </w:rPr>
+        <w:t>&gt;&gt;</w:t>
+      </w:r>
+      <w:r>
+        <w:rPr>
+          <w:sz w:val="24"/>
+        </w:rPr>
+        <w:t>&lt;&lt;</w:t>
+      </w:r>
+      <w:proofErr w:type="spellStart"/>
+      <w:r>
+        <w:rPr>
+          <w:sz w:val="24"/>
+        </w:rPr>
+        <w:t>markupCopyB</w:t>
+      </w:r>
+      <w:proofErr w:type="spellEnd"/>
+      <w:r>
+        <w:rPr>
+          <w:sz w:val="24"/>
+        </w:rPr>
+        <w:t>&gt;&gt;</w:t>
       </w:r>
     </w:p>
     <w:p>
@@ -958,10 +1013,83 @@
     </w:p>
     <w:p>
       <w:pPr>
-        <w:rPr>
-          <w:sz w:val="24"/>
-        </w:rPr>
-      </w:pPr>
+        <w:spacing w:after="120"/>
+        <w:ind w:firstLine="3600"/>
+        <w:rPr>
+          <w:sz w:val="24"/>
+        </w:rPr>
+      </w:pPr>
+    </w:p>
+    <w:p>
+      <w:pPr>
+        <w:rPr>
+          <w:sz w:val="24"/>
+        </w:rPr>
+      </w:pPr>
+      <w:r>
+        <w:rPr>
+          <w:sz w:val="24"/>
+        </w:rPr>
+        <w:tab/>
+      </w:r>
+      <w:r>
+        <w:rPr>
+          <w:sz w:val="24"/>
+        </w:rPr>
+        <w:t>&lt;&lt;</w:t>
+      </w:r>
+      <w:proofErr w:type="spellStart"/>
+      <w:r>
+        <w:rPr>
+          <w:sz w:val="24"/>
+        </w:rPr>
+        <w:t>signatureDate</w:t>
+      </w:r>
+      <w:proofErr w:type="spellEnd"/>
+      <w:r>
+        <w:rPr>
+          <w:sz w:val="24"/>
+        </w:rPr>
+        <w:t>&gt;&gt;</w:t>
+      </w:r>
+      <w:r>
+        <w:rPr>
+          <w:sz w:val="24"/>
+        </w:rPr>
+        <w:tab/>
+      </w:r>
+      <w:r>
+        <w:rPr>
+          <w:sz w:val="24"/>
+        </w:rPr>
+        <w:tab/>
+      </w:r>
+      <w:r>
+        <w:rPr>
+          <w:sz w:val="24"/>
+        </w:rPr>
+        <w:tab/>
+      </w:r>
+      <w:r>
+        <w:rPr>
+          <w:sz w:val="24"/>
+        </w:rPr>
+        <w:t>&lt;&lt;</w:t>
+      </w:r>
+      <w:proofErr w:type="spellStart"/>
+      <w:r>
+        <w:rPr>
+          <w:sz w:val="24"/>
+        </w:rPr>
+        <w:t>echoSignature</w:t>
+      </w:r>
+      <w:proofErr w:type="spellEnd"/>
+      <w:r>
+        <w:rPr>
+          <w:sz w:val="24"/>
+        </w:rPr>
+        <w:t>&gt;&gt;</w:t>
+      </w:r>
     </w:p>
     <w:p>
       <w:pPr>
@@ -1060,188 +1188,6 @@
           <w:szCs w:val="18"/>
         </w:rPr>
       </w:pPr>
-    </w:p>
-    <w:p>
-      <w:pPr>
-        <w:rPr>
-          <w:sz w:val="18"/>
-          <w:szCs w:val="18"/>
-        </w:rPr>
-      </w:pPr>
-      <w:r>
-        <w:rPr>
-          <w:sz w:val="18"/>
-          <w:szCs w:val="18"/>
-          <w:u w:val="single"/>
-        </w:rPr>
-        <w:t>CERTIFICATE UNDER 37 CFR 1.8:</w:t>
-      </w:r>
-      <w:r>
-        <w:rPr>
-          <w:sz w:val="18"/>
-          <w:szCs w:val="18"/>
-        </w:rPr>
-        <w:t xml:space="preserve">  The undersigned hereby certifies that this correspondence is being </w:t>
-      </w:r>
-      <w:r>
-        <w:rPr>
-          <w:noProof/>
-          <w:sz w:val="18"/>
-          <w:szCs w:val="18"/>
-        </w:rPr>
-        <w:t xml:space="preserve">&lt;&lt;certificateText&gt;&gt; </w:t>
-      </w:r>
-      <w:r>
-        <w:rPr>
-          <w:sz w:val="18"/>
-          <w:szCs w:val="18"/>
-        </w:rPr>
-        <w:t xml:space="preserve">addressed to:  </w:t>
-      </w:r>
-      <w:r>
-        <w:rPr>
-          <w:sz w:val="18"/>
-          <w:szCs w:val="18"/>
-        </w:rPr>
-        <w:t>M</w:t>
-      </w:r>
-      <w:r>
-        <w:rPr>
-          <w:sz w:val="18"/>
-          <w:szCs w:val="18"/>
-        </w:rPr>
-        <w:t xml:space="preserve">ail Stop Missing Parts, </w:t>
-      </w:r>
-      <w:r>
-        <w:rPr>
-          <w:sz w:val="18"/>
-          <w:szCs w:val="18"/>
-        </w:rPr>
-        <w:t xml:space="preserve">Commissioner for Patents, P.O. Box 1450, Alexandria, VA 22313-1450 on this </w:t>
-      </w:r>
-      <w:r>
-        <w:rPr>
-          <w:sz w:val="18"/>
-          <w:szCs w:val="18"/>
-          <w:u w:val="single"/>
-        </w:rPr>
-        <w:t xml:space="preserve">          </w:t>
-      </w:r>
-      <w:r>
-        <w:rPr>
-          <w:sz w:val="18"/>
-          <w:szCs w:val="18"/>
-        </w:rPr>
-        <w:t xml:space="preserve"> day of</w:t>
-      </w:r>
-      <w:r>
-        <w:rPr>
-          <w:sz w:val="18"/>
-          <w:szCs w:val="18"/>
-        </w:rPr>
-        <w:t xml:space="preserve"> &lt;&lt;</w:t>
-      </w:r>
-      <w:proofErr w:type="spellStart"/>
-      <w:r>
-        <w:rPr>
-          <w:sz w:val="18"/>
-          <w:szCs w:val="18"/>
-        </w:rPr>
-        <w:t>currentMo</w:t>
-      </w:r>
-      <w:proofErr w:type="spellEnd"/>
-      <w:r>
-        <w:rPr>
-          <w:sz w:val="18"/>
-          <w:szCs w:val="18"/>
-        </w:rPr>
-        <w:t>&gt;&gt;</w:t>
-      </w:r>
-      <w:r>
-        <w:rPr>
-          <w:sz w:val="18"/>
-          <w:szCs w:val="18"/>
-        </w:rPr>
-        <w:t>,</w:t>
-      </w:r>
-      <w:r>
-        <w:rPr>
-          <w:sz w:val="18"/>
-          <w:szCs w:val="18"/>
-        </w:rPr>
-        <w:t xml:space="preserve"> &lt;&lt;</w:t>
-      </w:r>
-      <w:proofErr w:type="spellStart"/>
-      <w:r>
-        <w:rPr>
-          <w:sz w:val="18"/>
-          <w:szCs w:val="18"/>
-        </w:rPr>
-        <w:t>currentYr</w:t>
-      </w:r>
-      <w:proofErr w:type="spellEnd"/>
-      <w:r>
-        <w:rPr>
-          <w:sz w:val="18"/>
-          <w:szCs w:val="18"/>
-        </w:rPr>
-        <w:t>&gt;&gt;</w:t>
-      </w:r>
-      <w:r>
-        <w:rPr>
-          <w:sz w:val="18"/>
-          <w:szCs w:val="18"/>
-        </w:rPr>
-        <w:t>.</w:t>
-      </w:r>
-    </w:p>
-    <w:p>
-      <w:pPr>
-        <w:rPr>
-          <w:sz w:val="18"/>
-          <w:szCs w:val="18"/>
-        </w:rPr>
-      </w:pPr>
-    </w:p>
-    <w:p>
-      <w:pPr>
-        <w:tabs>
-          <w:tab w:val="left" w:pos="5040"/>
-        </w:tabs>
-        <w:rPr>
-          <w:sz w:val="18"/>
-          <w:szCs w:val="18"/>
-        </w:rPr>
-      </w:pPr>
-      <w:r>
-        <w:rPr>
-          <w:sz w:val="18"/>
-          <w:szCs w:val="18"/>
-        </w:rPr>
-        <w:t>________________________</w:t>
-      </w:r>
-      <w:r>
-        <w:rPr>
-          <w:sz w:val="18"/>
-          <w:szCs w:val="18"/>
-        </w:rPr>
-        <w:t>___________________________</w:t>
-      </w:r>
-      <w:r>
-        <w:rPr>
-          <w:sz w:val="18"/>
-          <w:szCs w:val="18"/>
-        </w:rPr>
-        <w:tab/>
-        <w:t>__________________</w:t>
-      </w:r>
-      <w:r>
-        <w:rPr>
-          <w:sz w:val="18"/>
-          <w:szCs w:val="18"/>
-        </w:rPr>
-        <w:t>___________________________</w:t>
-      </w:r>
     </w:p>
     <w:p>
       <w:pPr>
@@ -1250,13 +1196,6 @@
           <w:tab w:val="left" w:pos="5040"/>
         </w:tabs>
       </w:pPr>
-      <w:r>
-        <w:t>Name</w:t>
-      </w:r>
-      <w:r>
-        <w:tab/>
-        <w:t>Signature</w:t>
-      </w:r>
     </w:p>
     <w:sectPr>
       <w:endnotePr>

--- a/project/documents/communications/MissingPartsXmit.docx
+++ b/project/documents/communications/MissingPartsXmit.docx
@@ -700,16 +700,12 @@
         </w:rPr>
         <w:t>.</w:t>
       </w:r>
-    </w:p>
-    <w:p>
-      <w:pPr>
-        <w:spacing w:line="360" w:lineRule="auto"/>
-        <w:ind w:firstLine="720"/>
-        <w:rPr>
-          <w:noProof/>
-          <w:sz w:val="24"/>
-        </w:rPr>
-      </w:pPr>
+      <w:r>
+        <w:rPr>
+          <w:sz w:val="24"/>
+        </w:rPr>
+        <w:t xml:space="preserve"> </w:t>
+      </w:r>
       <w:r>
         <w:rPr>
           <w:sz w:val="24"/>
